--- a/service tu chay/CaiDat.docx
+++ b/service tu chay/CaiDat.docx
@@ -20210,6 +20210,1269 @@
           <w:szCs w:val="24"/>
         </w:rPr>
       </w:pPr>
+    </w:p>
+    <w:p>
+      <w:pPr>
+        <w:rPr>
+          <w:rFonts w:ascii="Times New Roman" w:eastAsia="Times New Roman" w:hAnsi="Times New Roman" w:cs="Times New Roman"/>
+          <w:sz w:val="24"/>
+          <w:szCs w:val="24"/>
+        </w:rPr>
+      </w:pPr>
+    </w:p>
+    <w:p>
+      <w:pPr>
+        <w:rPr>
+          <w:rFonts w:ascii="Times New Roman" w:eastAsia="Times New Roman" w:hAnsi="Times New Roman" w:cs="Times New Roman"/>
+          <w:sz w:val="24"/>
+          <w:szCs w:val="24"/>
+        </w:rPr>
+      </w:pPr>
+    </w:p>
+    <w:p>
+      <w:pPr>
+        <w:spacing w:before="100" w:beforeAutospacing="1" w:after="100" w:afterAutospacing="1" w:line="240" w:lineRule="auto"/>
+        <w:outlineLvl w:val="0"/>
+        <w:rPr>
+          <w:rFonts w:ascii="Times New Roman" w:eastAsia="Times New Roman" w:hAnsi="Times New Roman" w:cs="Times New Roman"/>
+          <w:b/>
+          <w:bCs/>
+          <w:kern w:val="36"/>
+          <w:sz w:val="48"/>
+          <w:szCs w:val="48"/>
+        </w:rPr>
+      </w:pPr>
+      <w:r>
+        <w:rPr>
+          <w:rFonts w:ascii="Times New Roman" w:eastAsia="Times New Roman" w:hAnsi="Times New Roman" w:cs="Times New Roman"/>
+          <w:b/>
+          <w:bCs/>
+          <w:kern w:val="36"/>
+          <w:sz w:val="48"/>
+          <w:szCs w:val="48"/>
+        </w:rPr>
+        <w:t>Giai đoạn 2</w:t>
+      </w:r>
+      <w:r>
+        <w:rPr>
+          <w:rFonts w:ascii="Times New Roman" w:eastAsia="Times New Roman" w:hAnsi="Times New Roman" w:cs="Times New Roman"/>
+          <w:b/>
+          <w:bCs/>
+          <w:kern w:val="36"/>
+          <w:sz w:val="48"/>
+          <w:szCs w:val="48"/>
+        </w:rPr>
+        <w:t>3</w:t>
+      </w:r>
+      <w:r>
+        <w:rPr>
+          <w:rFonts w:ascii="Times New Roman" w:eastAsia="Times New Roman" w:hAnsi="Times New Roman" w:cs="Times New Roman"/>
+          <w:b/>
+          <w:bCs/>
+          <w:kern w:val="36"/>
+          <w:sz w:val="48"/>
+          <w:szCs w:val="48"/>
+        </w:rPr>
+        <w:t xml:space="preserve">. </w:t>
+      </w:r>
+      <w:r>
+        <w:rPr>
+          <w:rFonts w:ascii="Times New Roman" w:eastAsia="Times New Roman" w:hAnsi="Times New Roman" w:cs="Times New Roman"/>
+          <w:b/>
+          <w:bCs/>
+          <w:kern w:val="36"/>
+          <w:sz w:val="48"/>
+          <w:szCs w:val="48"/>
+        </w:rPr>
+        <w:t>Chạy trên window</w:t>
+      </w:r>
+    </w:p>
+    <w:p>
+      <w:pPr>
+        <w:rPr>
+          <w:rFonts w:ascii="Times New Roman" w:eastAsia="Times New Roman" w:hAnsi="Times New Roman" w:cs="Times New Roman"/>
+          <w:sz w:val="24"/>
+          <w:szCs w:val="24"/>
+        </w:rPr>
+      </w:pPr>
+    </w:p>
+    <w:p>
+      <w:pPr>
+        <w:rPr>
+          <w:rFonts w:ascii="Times New Roman" w:eastAsia="Times New Roman" w:hAnsi="Times New Roman" w:cs="Times New Roman"/>
+          <w:sz w:val="24"/>
+          <w:szCs w:val="24"/>
+        </w:rPr>
+      </w:pPr>
+    </w:p>
+    <w:p>
+      <w:pPr>
+        <w:rPr>
+          <w:rFonts w:ascii="Times New Roman" w:eastAsia="Times New Roman" w:hAnsi="Times New Roman" w:cs="Times New Roman"/>
+          <w:sz w:val="24"/>
+          <w:szCs w:val="24"/>
+        </w:rPr>
+      </w:pPr>
+      <w:r>
+        <w:rPr>
+          <w:rFonts w:ascii="Times New Roman" w:eastAsia="Times New Roman" w:hAnsi="Times New Roman" w:cs="Times New Roman"/>
+          <w:sz w:val="24"/>
+          <w:szCs w:val="24"/>
+        </w:rPr>
+        <w:t>C:\Program Files\nginx-1.31.2</w:t>
+      </w:r>
+      <w:r>
+        <w:rPr>
+          <w:rFonts w:ascii="Times New Roman" w:eastAsia="Times New Roman" w:hAnsi="Times New Roman" w:cs="Times New Roman"/>
+          <w:sz w:val="24"/>
+          <w:szCs w:val="24"/>
+        </w:rPr>
+        <w:br/>
+        <w:t>nhớ sửa file conf\nginx.conf</w:t>
+      </w:r>
+      <w:r>
+        <w:rPr>
+          <w:rFonts w:ascii="Times New Roman" w:eastAsia="Times New Roman" w:hAnsi="Times New Roman" w:cs="Times New Roman"/>
+          <w:sz w:val="24"/>
+          <w:szCs w:val="24"/>
+        </w:rPr>
+        <w:br/>
+      </w:r>
+    </w:p>
+    <w:tbl>
+      <w:tblPr>
+        <w:tblStyle w:val="TableGrid"/>
+        <w:tblW w:w="0" w:type="auto"/>
+        <w:tblLook w:val="04A0" w:firstRow="1" w:lastRow="0" w:firstColumn="1" w:lastColumn="0" w:noHBand="0" w:noVBand="1"/>
+      </w:tblPr>
+      <w:tblGrid>
+        <w:gridCol w:w="9350"/>
+      </w:tblGrid>
+      <w:tr>
+        <w:tc>
+          <w:tcPr>
+            <w:tcW w:w="9350" w:type="dxa"/>
+          </w:tcPr>
+          <w:p>
+            <w:pPr>
+              <w:rPr>
+                <w:rFonts w:ascii="Times New Roman" w:eastAsia="Times New Roman" w:hAnsi="Times New Roman" w:cs="Times New Roman"/>
+                <w:sz w:val="24"/>
+                <w:szCs w:val="24"/>
+              </w:rPr>
+            </w:pPr>
+            <w:r>
+              <w:rPr>
+                <w:rFonts w:ascii="Times New Roman" w:eastAsia="Times New Roman" w:hAnsi="Times New Roman" w:cs="Times New Roman"/>
+                <w:sz w:val="24"/>
+                <w:szCs w:val="24"/>
+              </w:rPr>
+              <w:t>listen       80;</w:t>
+            </w:r>
+          </w:p>
+          <w:p>
+            <w:pPr>
+              <w:rPr>
+                <w:rFonts w:ascii="Times New Roman" w:eastAsia="Times New Roman" w:hAnsi="Times New Roman" w:cs="Times New Roman"/>
+                <w:sz w:val="24"/>
+                <w:szCs w:val="24"/>
+              </w:rPr>
+            </w:pPr>
+            <w:r>
+              <w:rPr>
+                <w:rFonts w:ascii="Times New Roman" w:eastAsia="Times New Roman" w:hAnsi="Times New Roman" w:cs="Times New Roman"/>
+                <w:sz w:val="24"/>
+                <w:szCs w:val="24"/>
+              </w:rPr>
+              <w:t xml:space="preserve">        server_name  localhost;</w:t>
+            </w:r>
+          </w:p>
+          <w:p>
+            <w:pPr>
+              <w:rPr>
+                <w:rFonts w:ascii="Times New Roman" w:eastAsia="Times New Roman" w:hAnsi="Times New Roman" w:cs="Times New Roman"/>
+                <w:sz w:val="24"/>
+                <w:szCs w:val="24"/>
+              </w:rPr>
+            </w:pPr>
+          </w:p>
+          <w:p>
+            <w:pPr>
+              <w:rPr>
+                <w:rFonts w:ascii="Times New Roman" w:eastAsia="Times New Roman" w:hAnsi="Times New Roman" w:cs="Times New Roman"/>
+                <w:sz w:val="24"/>
+                <w:szCs w:val="24"/>
+              </w:rPr>
+            </w:pPr>
+            <w:r>
+              <w:rPr>
+                <w:rFonts w:ascii="Times New Roman" w:eastAsia="Times New Roman" w:hAnsi="Times New Roman" w:cs="Times New Roman"/>
+                <w:sz w:val="24"/>
+                <w:szCs w:val="24"/>
+              </w:rPr>
+              <w:t xml:space="preserve">        #access_log  logs/host.access.log  main;</w:t>
+            </w:r>
+          </w:p>
+          <w:p>
+            <w:pPr>
+              <w:rPr>
+                <w:rFonts w:ascii="Times New Roman" w:eastAsia="Times New Roman" w:hAnsi="Times New Roman" w:cs="Times New Roman"/>
+                <w:sz w:val="24"/>
+                <w:szCs w:val="24"/>
+              </w:rPr>
+            </w:pPr>
+          </w:p>
+          <w:p>
+            <w:pPr>
+              <w:rPr>
+                <w:rFonts w:ascii="Times New Roman" w:eastAsia="Times New Roman" w:hAnsi="Times New Roman" w:cs="Times New Roman"/>
+                <w:sz w:val="24"/>
+                <w:szCs w:val="24"/>
+              </w:rPr>
+            </w:pPr>
+            <w:r>
+              <w:rPr>
+                <w:rFonts w:ascii="Times New Roman" w:eastAsia="Times New Roman" w:hAnsi="Times New Roman" w:cs="Times New Roman"/>
+                <w:sz w:val="24"/>
+                <w:szCs w:val="24"/>
+              </w:rPr>
+              <w:t xml:space="preserve">         location / {</w:t>
+            </w:r>
+          </w:p>
+          <w:p>
+            <w:pPr>
+              <w:rPr>
+                <w:rFonts w:ascii="Times New Roman" w:eastAsia="Times New Roman" w:hAnsi="Times New Roman" w:cs="Times New Roman"/>
+                <w:sz w:val="24"/>
+                <w:szCs w:val="24"/>
+              </w:rPr>
+            </w:pPr>
+            <w:r>
+              <w:rPr>
+                <w:rFonts w:ascii="Times New Roman" w:eastAsia="Times New Roman" w:hAnsi="Times New Roman" w:cs="Times New Roman"/>
+                <w:sz w:val="24"/>
+                <w:szCs w:val="24"/>
+              </w:rPr>
+              <w:t xml:space="preserve">    </w:t>
+            </w:r>
+            <w:r>
+              <w:rPr>
+                <w:rFonts w:ascii="Times New Roman" w:eastAsia="Times New Roman" w:hAnsi="Times New Roman" w:cs="Times New Roman"/>
+                <w:sz w:val="24"/>
+                <w:szCs w:val="24"/>
+              </w:rPr>
+              <w:tab/>
+            </w:r>
+            <w:r>
+              <w:rPr>
+                <w:rFonts w:ascii="Times New Roman" w:eastAsia="Times New Roman" w:hAnsi="Times New Roman" w:cs="Times New Roman"/>
+                <w:sz w:val="24"/>
+                <w:szCs w:val="24"/>
+              </w:rPr>
+              <w:tab/>
+              <w:t xml:space="preserve">proxy_pass http://127.0.0.1:3000; </w:t>
+            </w:r>
+          </w:p>
+          <w:p>
+            <w:pPr>
+              <w:rPr>
+                <w:rFonts w:ascii="Times New Roman" w:eastAsia="Times New Roman" w:hAnsi="Times New Roman" w:cs="Times New Roman"/>
+                <w:sz w:val="24"/>
+                <w:szCs w:val="24"/>
+              </w:rPr>
+            </w:pPr>
+            <w:r>
+              <w:rPr>
+                <w:rFonts w:ascii="Times New Roman" w:eastAsia="Times New Roman" w:hAnsi="Times New Roman" w:cs="Times New Roman"/>
+                <w:sz w:val="24"/>
+                <w:szCs w:val="24"/>
+              </w:rPr>
+              <w:t xml:space="preserve">    </w:t>
+            </w:r>
+            <w:r>
+              <w:rPr>
+                <w:rFonts w:ascii="Times New Roman" w:eastAsia="Times New Roman" w:hAnsi="Times New Roman" w:cs="Times New Roman"/>
+                <w:sz w:val="24"/>
+                <w:szCs w:val="24"/>
+              </w:rPr>
+              <w:tab/>
+            </w:r>
+            <w:r>
+              <w:rPr>
+                <w:rFonts w:ascii="Times New Roman" w:eastAsia="Times New Roman" w:hAnsi="Times New Roman" w:cs="Times New Roman"/>
+                <w:sz w:val="24"/>
+                <w:szCs w:val="24"/>
+              </w:rPr>
+              <w:tab/>
+              <w:t>proxy_http_version 1.1;</w:t>
+            </w:r>
+          </w:p>
+          <w:p>
+            <w:pPr>
+              <w:rPr>
+                <w:rFonts w:ascii="Times New Roman" w:eastAsia="Times New Roman" w:hAnsi="Times New Roman" w:cs="Times New Roman"/>
+                <w:sz w:val="24"/>
+                <w:szCs w:val="24"/>
+              </w:rPr>
+            </w:pPr>
+            <w:r>
+              <w:rPr>
+                <w:rFonts w:ascii="Times New Roman" w:eastAsia="Times New Roman" w:hAnsi="Times New Roman" w:cs="Times New Roman"/>
+                <w:sz w:val="24"/>
+                <w:szCs w:val="24"/>
+              </w:rPr>
+              <w:lastRenderedPageBreak/>
+              <w:tab/>
+            </w:r>
+            <w:r>
+              <w:rPr>
+                <w:rFonts w:ascii="Times New Roman" w:eastAsia="Times New Roman" w:hAnsi="Times New Roman" w:cs="Times New Roman"/>
+                <w:sz w:val="24"/>
+                <w:szCs w:val="24"/>
+              </w:rPr>
+              <w:tab/>
+            </w:r>
+            <w:r>
+              <w:rPr>
+                <w:rFonts w:ascii="Times New Roman" w:eastAsia="Times New Roman" w:hAnsi="Times New Roman" w:cs="Times New Roman"/>
+                <w:sz w:val="24"/>
+                <w:szCs w:val="24"/>
+              </w:rPr>
+              <w:tab/>
+              <w:t xml:space="preserve"> proxy_set_header Upgrade $http_upgrade;</w:t>
+            </w:r>
+          </w:p>
+          <w:p>
+            <w:pPr>
+              <w:rPr>
+                <w:rFonts w:ascii="Times New Roman" w:eastAsia="Times New Roman" w:hAnsi="Times New Roman" w:cs="Times New Roman"/>
+                <w:sz w:val="24"/>
+                <w:szCs w:val="24"/>
+              </w:rPr>
+            </w:pPr>
+            <w:r>
+              <w:rPr>
+                <w:rFonts w:ascii="Times New Roman" w:eastAsia="Times New Roman" w:hAnsi="Times New Roman" w:cs="Times New Roman"/>
+                <w:sz w:val="24"/>
+                <w:szCs w:val="24"/>
+              </w:rPr>
+              <w:tab/>
+            </w:r>
+            <w:r>
+              <w:rPr>
+                <w:rFonts w:ascii="Times New Roman" w:eastAsia="Times New Roman" w:hAnsi="Times New Roman" w:cs="Times New Roman"/>
+                <w:sz w:val="24"/>
+                <w:szCs w:val="24"/>
+              </w:rPr>
+              <w:tab/>
+            </w:r>
+            <w:r>
+              <w:rPr>
+                <w:rFonts w:ascii="Times New Roman" w:eastAsia="Times New Roman" w:hAnsi="Times New Roman" w:cs="Times New Roman"/>
+                <w:sz w:val="24"/>
+                <w:szCs w:val="24"/>
+              </w:rPr>
+              <w:tab/>
+            </w:r>
+            <w:r>
+              <w:rPr>
+                <w:rFonts w:ascii="Times New Roman" w:eastAsia="Times New Roman" w:hAnsi="Times New Roman" w:cs="Times New Roman"/>
+                <w:sz w:val="24"/>
+                <w:szCs w:val="24"/>
+              </w:rPr>
+              <w:tab/>
+              <w:t>proxy_set_header Connection 'upgrade';</w:t>
+            </w:r>
+          </w:p>
+          <w:p>
+            <w:pPr>
+              <w:rPr>
+                <w:rFonts w:ascii="Times New Roman" w:eastAsia="Times New Roman" w:hAnsi="Times New Roman" w:cs="Times New Roman"/>
+                <w:sz w:val="24"/>
+                <w:szCs w:val="24"/>
+              </w:rPr>
+            </w:pPr>
+            <w:r>
+              <w:rPr>
+                <w:rFonts w:ascii="Times New Roman" w:eastAsia="Times New Roman" w:hAnsi="Times New Roman" w:cs="Times New Roman"/>
+                <w:sz w:val="24"/>
+                <w:szCs w:val="24"/>
+              </w:rPr>
+              <w:tab/>
+            </w:r>
+            <w:r>
+              <w:rPr>
+                <w:rFonts w:ascii="Times New Roman" w:eastAsia="Times New Roman" w:hAnsi="Times New Roman" w:cs="Times New Roman"/>
+                <w:sz w:val="24"/>
+                <w:szCs w:val="24"/>
+              </w:rPr>
+              <w:tab/>
+            </w:r>
+            <w:r>
+              <w:rPr>
+                <w:rFonts w:ascii="Times New Roman" w:eastAsia="Times New Roman" w:hAnsi="Times New Roman" w:cs="Times New Roman"/>
+                <w:sz w:val="24"/>
+                <w:szCs w:val="24"/>
+              </w:rPr>
+              <w:tab/>
+            </w:r>
+            <w:r>
+              <w:rPr>
+                <w:rFonts w:ascii="Times New Roman" w:eastAsia="Times New Roman" w:hAnsi="Times New Roman" w:cs="Times New Roman"/>
+                <w:sz w:val="24"/>
+                <w:szCs w:val="24"/>
+              </w:rPr>
+              <w:tab/>
+              <w:t>proxy_set_header Host $host;</w:t>
+            </w:r>
+          </w:p>
+          <w:p>
+            <w:pPr>
+              <w:rPr>
+                <w:rFonts w:ascii="Times New Roman" w:eastAsia="Times New Roman" w:hAnsi="Times New Roman" w:cs="Times New Roman"/>
+                <w:sz w:val="24"/>
+                <w:szCs w:val="24"/>
+              </w:rPr>
+            </w:pPr>
+            <w:r>
+              <w:rPr>
+                <w:rFonts w:ascii="Times New Roman" w:eastAsia="Times New Roman" w:hAnsi="Times New Roman" w:cs="Times New Roman"/>
+                <w:sz w:val="24"/>
+                <w:szCs w:val="24"/>
+              </w:rPr>
+              <w:tab/>
+            </w:r>
+            <w:r>
+              <w:rPr>
+                <w:rFonts w:ascii="Times New Roman" w:eastAsia="Times New Roman" w:hAnsi="Times New Roman" w:cs="Times New Roman"/>
+                <w:sz w:val="24"/>
+                <w:szCs w:val="24"/>
+              </w:rPr>
+              <w:tab/>
+            </w:r>
+            <w:r>
+              <w:rPr>
+                <w:rFonts w:ascii="Times New Roman" w:eastAsia="Times New Roman" w:hAnsi="Times New Roman" w:cs="Times New Roman"/>
+                <w:sz w:val="24"/>
+                <w:szCs w:val="24"/>
+              </w:rPr>
+              <w:tab/>
+            </w:r>
+            <w:r>
+              <w:rPr>
+                <w:rFonts w:ascii="Times New Roman" w:eastAsia="Times New Roman" w:hAnsi="Times New Roman" w:cs="Times New Roman"/>
+                <w:sz w:val="24"/>
+                <w:szCs w:val="24"/>
+              </w:rPr>
+              <w:tab/>
+              <w:t>proxy_cache_bypass $http_upgrade;</w:t>
+            </w:r>
+          </w:p>
+          <w:p>
+            <w:pPr>
+              <w:rPr>
+                <w:rFonts w:ascii="Times New Roman" w:eastAsia="Times New Roman" w:hAnsi="Times New Roman" w:cs="Times New Roman"/>
+                <w:sz w:val="24"/>
+                <w:szCs w:val="24"/>
+              </w:rPr>
+            </w:pPr>
+            <w:r>
+              <w:rPr>
+                <w:rFonts w:ascii="Times New Roman" w:eastAsia="Times New Roman" w:hAnsi="Times New Roman" w:cs="Times New Roman"/>
+                <w:sz w:val="24"/>
+                <w:szCs w:val="24"/>
+              </w:rPr>
+              <w:tab/>
+            </w:r>
+            <w:r>
+              <w:rPr>
+                <w:rFonts w:ascii="Times New Roman" w:eastAsia="Times New Roman" w:hAnsi="Times New Roman" w:cs="Times New Roman"/>
+                <w:sz w:val="24"/>
+                <w:szCs w:val="24"/>
+              </w:rPr>
+              <w:tab/>
+            </w:r>
+            <w:r>
+              <w:rPr>
+                <w:rFonts w:ascii="Times New Roman" w:eastAsia="Times New Roman" w:hAnsi="Times New Roman" w:cs="Times New Roman"/>
+                <w:sz w:val="24"/>
+                <w:szCs w:val="24"/>
+              </w:rPr>
+              <w:tab/>
+              <w:t>#try_files $uri /index.html;</w:t>
+            </w:r>
+          </w:p>
+          <w:p>
+            <w:pPr>
+              <w:rPr>
+                <w:rFonts w:ascii="Times New Roman" w:eastAsia="Times New Roman" w:hAnsi="Times New Roman" w:cs="Times New Roman"/>
+                <w:sz w:val="24"/>
+                <w:szCs w:val="24"/>
+              </w:rPr>
+            </w:pPr>
+            <w:r>
+              <w:rPr>
+                <w:rFonts w:ascii="Times New Roman" w:eastAsia="Times New Roman" w:hAnsi="Times New Roman" w:cs="Times New Roman"/>
+                <w:sz w:val="24"/>
+                <w:szCs w:val="24"/>
+              </w:rPr>
+              <w:tab/>
+            </w:r>
+            <w:r>
+              <w:rPr>
+                <w:rFonts w:ascii="Times New Roman" w:eastAsia="Times New Roman" w:hAnsi="Times New Roman" w:cs="Times New Roman"/>
+                <w:sz w:val="24"/>
+                <w:szCs w:val="24"/>
+              </w:rPr>
+              <w:tab/>
+              <w:t>}</w:t>
+            </w:r>
+          </w:p>
+          <w:p>
+            <w:pPr>
+              <w:rPr>
+                <w:rFonts w:ascii="Times New Roman" w:eastAsia="Times New Roman" w:hAnsi="Times New Roman" w:cs="Times New Roman"/>
+                <w:sz w:val="24"/>
+                <w:szCs w:val="24"/>
+              </w:rPr>
+            </w:pPr>
+          </w:p>
+          <w:p>
+            <w:pPr>
+              <w:rPr>
+                <w:rFonts w:ascii="Times New Roman" w:eastAsia="Times New Roman" w:hAnsi="Times New Roman" w:cs="Times New Roman"/>
+                <w:sz w:val="24"/>
+                <w:szCs w:val="24"/>
+              </w:rPr>
+            </w:pPr>
+            <w:r>
+              <w:rPr>
+                <w:rFonts w:ascii="Times New Roman" w:eastAsia="Times New Roman" w:hAnsi="Times New Roman" w:cs="Times New Roman"/>
+                <w:sz w:val="24"/>
+                <w:szCs w:val="24"/>
+              </w:rPr>
+              <w:tab/>
+            </w:r>
+            <w:r>
+              <w:rPr>
+                <w:rFonts w:ascii="Times New Roman" w:eastAsia="Times New Roman" w:hAnsi="Times New Roman" w:cs="Times New Roman"/>
+                <w:sz w:val="24"/>
+                <w:szCs w:val="24"/>
+              </w:rPr>
+              <w:tab/>
+              <w:t>location /media/ {</w:t>
+            </w:r>
+          </w:p>
+          <w:p>
+            <w:pPr>
+              <w:rPr>
+                <w:rFonts w:ascii="Times New Roman" w:eastAsia="Times New Roman" w:hAnsi="Times New Roman" w:cs="Times New Roman"/>
+                <w:sz w:val="24"/>
+                <w:szCs w:val="24"/>
+              </w:rPr>
+            </w:pPr>
+            <w:r>
+              <w:rPr>
+                <w:rFonts w:ascii="Times New Roman" w:eastAsia="Times New Roman" w:hAnsi="Times New Roman" w:cs="Times New Roman"/>
+                <w:sz w:val="24"/>
+                <w:szCs w:val="24"/>
+              </w:rPr>
+              <w:tab/>
+            </w:r>
+            <w:r>
+              <w:rPr>
+                <w:rFonts w:ascii="Times New Roman" w:eastAsia="Times New Roman" w:hAnsi="Times New Roman" w:cs="Times New Roman"/>
+                <w:sz w:val="24"/>
+                <w:szCs w:val="24"/>
+              </w:rPr>
+              <w:tab/>
+            </w:r>
+            <w:r>
+              <w:rPr>
+                <w:rFonts w:ascii="Times New Roman" w:eastAsia="Times New Roman" w:hAnsi="Times New Roman" w:cs="Times New Roman"/>
+                <w:sz w:val="24"/>
+                <w:szCs w:val="24"/>
+              </w:rPr>
+              <w:tab/>
+              <w:t>alias D:/20_PROJECT/books/2_FRONT_END/public/media/;</w:t>
+            </w:r>
+          </w:p>
+          <w:p>
+            <w:pPr>
+              <w:rPr>
+                <w:rFonts w:ascii="Times New Roman" w:eastAsia="Times New Roman" w:hAnsi="Times New Roman" w:cs="Times New Roman"/>
+                <w:sz w:val="24"/>
+                <w:szCs w:val="24"/>
+              </w:rPr>
+            </w:pPr>
+            <w:r>
+              <w:rPr>
+                <w:rFonts w:ascii="Times New Roman" w:eastAsia="Times New Roman" w:hAnsi="Times New Roman" w:cs="Times New Roman"/>
+                <w:sz w:val="24"/>
+                <w:szCs w:val="24"/>
+              </w:rPr>
+              <w:tab/>
+            </w:r>
+            <w:r>
+              <w:rPr>
+                <w:rFonts w:ascii="Times New Roman" w:eastAsia="Times New Roman" w:hAnsi="Times New Roman" w:cs="Times New Roman"/>
+                <w:sz w:val="24"/>
+                <w:szCs w:val="24"/>
+              </w:rPr>
+              <w:tab/>
+            </w:r>
+            <w:r>
+              <w:rPr>
+                <w:rFonts w:ascii="Times New Roman" w:eastAsia="Times New Roman" w:hAnsi="Times New Roman" w:cs="Times New Roman"/>
+                <w:sz w:val="24"/>
+                <w:szCs w:val="24"/>
+              </w:rPr>
+              <w:tab/>
+              <w:t xml:space="preserve">autoindex on; </w:t>
+            </w:r>
+          </w:p>
+          <w:p>
+            <w:pPr>
+              <w:rPr>
+                <w:rFonts w:ascii="Times New Roman" w:eastAsia="Times New Roman" w:hAnsi="Times New Roman" w:cs="Times New Roman"/>
+                <w:sz w:val="24"/>
+                <w:szCs w:val="24"/>
+              </w:rPr>
+            </w:pPr>
+            <w:r>
+              <w:rPr>
+                <w:rFonts w:ascii="Times New Roman" w:eastAsia="Times New Roman" w:hAnsi="Times New Roman" w:cs="Times New Roman"/>
+                <w:sz w:val="24"/>
+                <w:szCs w:val="24"/>
+              </w:rPr>
+              <w:tab/>
+            </w:r>
+            <w:r>
+              <w:rPr>
+                <w:rFonts w:ascii="Times New Roman" w:eastAsia="Times New Roman" w:hAnsi="Times New Roman" w:cs="Times New Roman"/>
+                <w:sz w:val="24"/>
+                <w:szCs w:val="24"/>
+              </w:rPr>
+              <w:tab/>
+              <w:t>}</w:t>
+            </w:r>
+          </w:p>
+          <w:p>
+            <w:pPr>
+              <w:rPr>
+                <w:rFonts w:ascii="Times New Roman" w:eastAsia="Times New Roman" w:hAnsi="Times New Roman" w:cs="Times New Roman"/>
+                <w:sz w:val="24"/>
+                <w:szCs w:val="24"/>
+              </w:rPr>
+            </w:pPr>
+            <w:r>
+              <w:rPr>
+                <w:rFonts w:ascii="Times New Roman" w:eastAsia="Times New Roman" w:hAnsi="Times New Roman" w:cs="Times New Roman"/>
+                <w:sz w:val="24"/>
+                <w:szCs w:val="24"/>
+              </w:rPr>
+              <w:tab/>
+            </w:r>
+            <w:r>
+              <w:rPr>
+                <w:rFonts w:ascii="Times New Roman" w:eastAsia="Times New Roman" w:hAnsi="Times New Roman" w:cs="Times New Roman"/>
+                <w:sz w:val="24"/>
+                <w:szCs w:val="24"/>
+              </w:rPr>
+              <w:tab/>
+              <w:t># Backend Spring Boot</w:t>
+            </w:r>
+          </w:p>
+          <w:p>
+            <w:pPr>
+              <w:rPr>
+                <w:rFonts w:ascii="Times New Roman" w:eastAsia="Times New Roman" w:hAnsi="Times New Roman" w:cs="Times New Roman"/>
+                <w:sz w:val="24"/>
+                <w:szCs w:val="24"/>
+              </w:rPr>
+            </w:pPr>
+            <w:r>
+              <w:rPr>
+                <w:rFonts w:ascii="Times New Roman" w:eastAsia="Times New Roman" w:hAnsi="Times New Roman" w:cs="Times New Roman"/>
+                <w:sz w:val="24"/>
+                <w:szCs w:val="24"/>
+              </w:rPr>
+              <w:tab/>
+            </w:r>
+            <w:r>
+              <w:rPr>
+                <w:rFonts w:ascii="Times New Roman" w:eastAsia="Times New Roman" w:hAnsi="Times New Roman" w:cs="Times New Roman"/>
+                <w:sz w:val="24"/>
+                <w:szCs w:val="24"/>
+              </w:rPr>
+              <w:tab/>
+              <w:t xml:space="preserve"> location /api/ {</w:t>
+            </w:r>
+          </w:p>
+          <w:p>
+            <w:pPr>
+              <w:rPr>
+                <w:rFonts w:ascii="Times New Roman" w:eastAsia="Times New Roman" w:hAnsi="Times New Roman" w:cs="Times New Roman"/>
+                <w:sz w:val="24"/>
+                <w:szCs w:val="24"/>
+              </w:rPr>
+            </w:pPr>
+            <w:r>
+              <w:rPr>
+                <w:rFonts w:ascii="Times New Roman" w:eastAsia="Times New Roman" w:hAnsi="Times New Roman" w:cs="Times New Roman"/>
+                <w:sz w:val="24"/>
+                <w:szCs w:val="24"/>
+              </w:rPr>
+              <w:tab/>
+            </w:r>
+            <w:r>
+              <w:rPr>
+                <w:rFonts w:ascii="Times New Roman" w:eastAsia="Times New Roman" w:hAnsi="Times New Roman" w:cs="Times New Roman"/>
+                <w:sz w:val="24"/>
+                <w:szCs w:val="24"/>
+              </w:rPr>
+              <w:tab/>
+            </w:r>
+            <w:r>
+              <w:rPr>
+                <w:rFonts w:ascii="Times New Roman" w:eastAsia="Times New Roman" w:hAnsi="Times New Roman" w:cs="Times New Roman"/>
+                <w:sz w:val="24"/>
+                <w:szCs w:val="24"/>
+              </w:rPr>
+              <w:tab/>
+            </w:r>
+            <w:r>
+              <w:rPr>
+                <w:rFonts w:ascii="Times New Roman" w:eastAsia="Times New Roman" w:hAnsi="Times New Roman" w:cs="Times New Roman"/>
+                <w:sz w:val="24"/>
+                <w:szCs w:val="24"/>
+              </w:rPr>
+              <w:tab/>
+              <w:t>proxy_pass http://127.0.0.1:8080;</w:t>
+            </w:r>
+          </w:p>
+          <w:p>
+            <w:pPr>
+              <w:rPr>
+                <w:rFonts w:ascii="Times New Roman" w:eastAsia="Times New Roman" w:hAnsi="Times New Roman" w:cs="Times New Roman"/>
+                <w:sz w:val="24"/>
+                <w:szCs w:val="24"/>
+              </w:rPr>
+            </w:pPr>
+          </w:p>
+          <w:p>
+            <w:pPr>
+              <w:rPr>
+                <w:rFonts w:ascii="Times New Roman" w:eastAsia="Times New Roman" w:hAnsi="Times New Roman" w:cs="Times New Roman"/>
+                <w:sz w:val="24"/>
+                <w:szCs w:val="24"/>
+              </w:rPr>
+            </w:pPr>
+            <w:r>
+              <w:rPr>
+                <w:rFonts w:ascii="Times New Roman" w:eastAsia="Times New Roman" w:hAnsi="Times New Roman" w:cs="Times New Roman"/>
+                <w:sz w:val="24"/>
+                <w:szCs w:val="24"/>
+              </w:rPr>
+              <w:tab/>
+            </w:r>
+            <w:r>
+              <w:rPr>
+                <w:rFonts w:ascii="Times New Roman" w:eastAsia="Times New Roman" w:hAnsi="Times New Roman" w:cs="Times New Roman"/>
+                <w:sz w:val="24"/>
+                <w:szCs w:val="24"/>
+              </w:rPr>
+              <w:tab/>
+            </w:r>
+            <w:r>
+              <w:rPr>
+                <w:rFonts w:ascii="Times New Roman" w:eastAsia="Times New Roman" w:hAnsi="Times New Roman" w:cs="Times New Roman"/>
+                <w:sz w:val="24"/>
+                <w:szCs w:val="24"/>
+              </w:rPr>
+              <w:tab/>
+            </w:r>
+            <w:r>
+              <w:rPr>
+                <w:rFonts w:ascii="Times New Roman" w:eastAsia="Times New Roman" w:hAnsi="Times New Roman" w:cs="Times New Roman"/>
+                <w:sz w:val="24"/>
+                <w:szCs w:val="24"/>
+              </w:rPr>
+              <w:tab/>
+              <w:t>proxy_set_header Host $host;</w:t>
+            </w:r>
+          </w:p>
+          <w:p>
+            <w:pPr>
+              <w:rPr>
+                <w:rFonts w:ascii="Times New Roman" w:eastAsia="Times New Roman" w:hAnsi="Times New Roman" w:cs="Times New Roman"/>
+                <w:sz w:val="24"/>
+                <w:szCs w:val="24"/>
+              </w:rPr>
+            </w:pPr>
+            <w:r>
+              <w:rPr>
+                <w:rFonts w:ascii="Times New Roman" w:eastAsia="Times New Roman" w:hAnsi="Times New Roman" w:cs="Times New Roman"/>
+                <w:sz w:val="24"/>
+                <w:szCs w:val="24"/>
+              </w:rPr>
+              <w:tab/>
+            </w:r>
+            <w:r>
+              <w:rPr>
+                <w:rFonts w:ascii="Times New Roman" w:eastAsia="Times New Roman" w:hAnsi="Times New Roman" w:cs="Times New Roman"/>
+                <w:sz w:val="24"/>
+                <w:szCs w:val="24"/>
+              </w:rPr>
+              <w:tab/>
+            </w:r>
+            <w:r>
+              <w:rPr>
+                <w:rFonts w:ascii="Times New Roman" w:eastAsia="Times New Roman" w:hAnsi="Times New Roman" w:cs="Times New Roman"/>
+                <w:sz w:val="24"/>
+                <w:szCs w:val="24"/>
+              </w:rPr>
+              <w:tab/>
+            </w:r>
+            <w:r>
+              <w:rPr>
+                <w:rFonts w:ascii="Times New Roman" w:eastAsia="Times New Roman" w:hAnsi="Times New Roman" w:cs="Times New Roman"/>
+                <w:sz w:val="24"/>
+                <w:szCs w:val="24"/>
+              </w:rPr>
+              <w:tab/>
+              <w:t>proxy_set_header X-Real-IP $remote_addr;</w:t>
+            </w:r>
+          </w:p>
+          <w:p>
+            <w:pPr>
+              <w:rPr>
+                <w:rFonts w:ascii="Times New Roman" w:eastAsia="Times New Roman" w:hAnsi="Times New Roman" w:cs="Times New Roman"/>
+                <w:sz w:val="24"/>
+                <w:szCs w:val="24"/>
+              </w:rPr>
+            </w:pPr>
+            <w:r>
+              <w:rPr>
+                <w:rFonts w:ascii="Times New Roman" w:eastAsia="Times New Roman" w:hAnsi="Times New Roman" w:cs="Times New Roman"/>
+                <w:sz w:val="24"/>
+                <w:szCs w:val="24"/>
+              </w:rPr>
+              <w:tab/>
+            </w:r>
+            <w:r>
+              <w:rPr>
+                <w:rFonts w:ascii="Times New Roman" w:eastAsia="Times New Roman" w:hAnsi="Times New Roman" w:cs="Times New Roman"/>
+                <w:sz w:val="24"/>
+                <w:szCs w:val="24"/>
+              </w:rPr>
+              <w:tab/>
+              <w:t xml:space="preserve"> }</w:t>
+            </w:r>
+          </w:p>
+          <w:p>
+            <w:pPr>
+              <w:rPr>
+                <w:rFonts w:ascii="Times New Roman" w:eastAsia="Times New Roman" w:hAnsi="Times New Roman" w:cs="Times New Roman"/>
+                <w:sz w:val="24"/>
+                <w:szCs w:val="24"/>
+              </w:rPr>
+            </w:pPr>
+          </w:p>
+          <w:p>
+            <w:pPr>
+              <w:rPr>
+                <w:rFonts w:ascii="Times New Roman" w:eastAsia="Times New Roman" w:hAnsi="Times New Roman" w:cs="Times New Roman"/>
+                <w:sz w:val="24"/>
+                <w:szCs w:val="24"/>
+              </w:rPr>
+            </w:pPr>
+            <w:r>
+              <w:rPr>
+                <w:rFonts w:ascii="Times New Roman" w:eastAsia="Times New Roman" w:hAnsi="Times New Roman" w:cs="Times New Roman"/>
+                <w:sz w:val="24"/>
+                <w:szCs w:val="24"/>
+              </w:rPr>
+              <w:t xml:space="preserve">        #error_page  404              /404.html;</w:t>
+            </w:r>
+          </w:p>
+          <w:p>
+            <w:pPr>
+              <w:rPr>
+                <w:rFonts w:ascii="Times New Roman" w:eastAsia="Times New Roman" w:hAnsi="Times New Roman" w:cs="Times New Roman"/>
+                <w:sz w:val="24"/>
+                <w:szCs w:val="24"/>
+              </w:rPr>
+            </w:pPr>
+          </w:p>
+          <w:p>
+            <w:pPr>
+              <w:rPr>
+                <w:rFonts w:ascii="Times New Roman" w:eastAsia="Times New Roman" w:hAnsi="Times New Roman" w:cs="Times New Roman"/>
+                <w:sz w:val="24"/>
+                <w:szCs w:val="24"/>
+              </w:rPr>
+            </w:pPr>
+            <w:r>
+              <w:rPr>
+                <w:rFonts w:ascii="Times New Roman" w:eastAsia="Times New Roman" w:hAnsi="Times New Roman" w:cs="Times New Roman"/>
+                <w:sz w:val="24"/>
+                <w:szCs w:val="24"/>
+              </w:rPr>
+              <w:t xml:space="preserve">        # redirect server error pages to the static page /50x.html</w:t>
+            </w:r>
+          </w:p>
+          <w:p>
+            <w:pPr>
+              <w:rPr>
+                <w:rFonts w:ascii="Times New Roman" w:eastAsia="Times New Roman" w:hAnsi="Times New Roman" w:cs="Times New Roman"/>
+                <w:sz w:val="24"/>
+                <w:szCs w:val="24"/>
+              </w:rPr>
+            </w:pPr>
+            <w:r>
+              <w:rPr>
+                <w:rFonts w:ascii="Times New Roman" w:eastAsia="Times New Roman" w:hAnsi="Times New Roman" w:cs="Times New Roman"/>
+                <w:sz w:val="24"/>
+                <w:szCs w:val="24"/>
+              </w:rPr>
+              <w:t xml:space="preserve">        #</w:t>
+            </w:r>
+          </w:p>
+          <w:p>
+            <w:pPr>
+              <w:rPr>
+                <w:rFonts w:ascii="Times New Roman" w:eastAsia="Times New Roman" w:hAnsi="Times New Roman" w:cs="Times New Roman"/>
+                <w:sz w:val="24"/>
+                <w:szCs w:val="24"/>
+              </w:rPr>
+            </w:pPr>
+            <w:r>
+              <w:rPr>
+                <w:rFonts w:ascii="Times New Roman" w:eastAsia="Times New Roman" w:hAnsi="Times New Roman" w:cs="Times New Roman"/>
+                <w:sz w:val="24"/>
+                <w:szCs w:val="24"/>
+              </w:rPr>
+              <w:t xml:space="preserve">        error_page   500 502 503 504  /50x.html;</w:t>
+            </w:r>
+          </w:p>
+          <w:p>
+            <w:pPr>
+              <w:rPr>
+                <w:rFonts w:ascii="Times New Roman" w:eastAsia="Times New Roman" w:hAnsi="Times New Roman" w:cs="Times New Roman"/>
+                <w:sz w:val="24"/>
+                <w:szCs w:val="24"/>
+              </w:rPr>
+            </w:pPr>
+            <w:r>
+              <w:rPr>
+                <w:rFonts w:ascii="Times New Roman" w:eastAsia="Times New Roman" w:hAnsi="Times New Roman" w:cs="Times New Roman"/>
+                <w:sz w:val="24"/>
+                <w:szCs w:val="24"/>
+              </w:rPr>
+              <w:t xml:space="preserve">        location = /50x.html {</w:t>
+            </w:r>
+          </w:p>
+          <w:p>
+            <w:pPr>
+              <w:rPr>
+                <w:rFonts w:ascii="Times New Roman" w:eastAsia="Times New Roman" w:hAnsi="Times New Roman" w:cs="Times New Roman"/>
+                <w:sz w:val="24"/>
+                <w:szCs w:val="24"/>
+              </w:rPr>
+            </w:pPr>
+            <w:r>
+              <w:rPr>
+                <w:rFonts w:ascii="Times New Roman" w:eastAsia="Times New Roman" w:hAnsi="Times New Roman" w:cs="Times New Roman"/>
+                <w:sz w:val="24"/>
+                <w:szCs w:val="24"/>
+              </w:rPr>
+              <w:t xml:space="preserve">            root   html;</w:t>
+            </w:r>
+          </w:p>
+          <w:p>
+            <w:pPr>
+              <w:rPr>
+                <w:rFonts w:ascii="Times New Roman" w:eastAsia="Times New Roman" w:hAnsi="Times New Roman" w:cs="Times New Roman"/>
+                <w:sz w:val="24"/>
+                <w:szCs w:val="24"/>
+              </w:rPr>
+            </w:pPr>
+            <w:r>
+              <w:rPr>
+                <w:rFonts w:ascii="Times New Roman" w:eastAsia="Times New Roman" w:hAnsi="Times New Roman" w:cs="Times New Roman"/>
+                <w:sz w:val="24"/>
+                <w:szCs w:val="24"/>
+              </w:rPr>
+              <w:t xml:space="preserve">        }</w:t>
+            </w:r>
+          </w:p>
+        </w:tc>
+      </w:tr>
+    </w:tbl>
+    <w:p>
+      <w:pPr>
+        <w:rPr>
+          <w:rFonts w:ascii="Times New Roman" w:eastAsia="Times New Roman" w:hAnsi="Times New Roman" w:cs="Times New Roman"/>
+          <w:sz w:val="24"/>
+          <w:szCs w:val="24"/>
+        </w:rPr>
+      </w:pPr>
+    </w:p>
+    <w:p>
+      <w:pPr>
+        <w:rPr>
+          <w:rFonts w:ascii="Times New Roman" w:eastAsia="Times New Roman" w:hAnsi="Times New Roman" w:cs="Times New Roman"/>
+          <w:sz w:val="24"/>
+          <w:szCs w:val="24"/>
+        </w:rPr>
+      </w:pPr>
+      <w:r>
+        <w:rPr>
+          <w:rFonts w:ascii="Times New Roman" w:eastAsia="Times New Roman" w:hAnsi="Times New Roman" w:cs="Times New Roman"/>
+          <w:sz w:val="24"/>
+          <w:szCs w:val="24"/>
+        </w:rPr>
+        <w:t>start nginx</w:t>
+      </w:r>
+    </w:p>
+    <w:p>
+      <w:pPr>
+        <w:rPr>
+          <w:rFonts w:ascii="Times New Roman" w:eastAsia="Times New Roman" w:hAnsi="Times New Roman" w:cs="Times New Roman"/>
+          <w:sz w:val="24"/>
+          <w:szCs w:val="24"/>
+        </w:rPr>
+      </w:pPr>
+      <w:r>
+        <w:rPr>
+          <w:rFonts w:ascii="Times New Roman" w:eastAsia="Times New Roman" w:hAnsi="Times New Roman" w:cs="Times New Roman"/>
+          <w:sz w:val="24"/>
+          <w:szCs w:val="24"/>
+        </w:rPr>
+        <w:t>Xem đã chạy chưa</w:t>
+      </w:r>
+      <w:r>
+        <w:rPr>
+          <w:rFonts w:ascii="Times New Roman" w:eastAsia="Times New Roman" w:hAnsi="Times New Roman" w:cs="Times New Roman"/>
+          <w:sz w:val="24"/>
+          <w:szCs w:val="24"/>
+        </w:rPr>
+        <w:br/>
+      </w:r>
+      <w:r>
+        <w:rPr>
+          <w:rFonts w:ascii="Times New Roman" w:eastAsia="Times New Roman" w:hAnsi="Times New Roman" w:cs="Times New Roman"/>
+          <w:sz w:val="24"/>
+          <w:szCs w:val="24"/>
+        </w:rPr>
+        <w:t>tasklist /fi "imagename eq nginx.exe"</w:t>
+      </w:r>
+    </w:p>
+    <w:p>
+      <w:pPr>
+        <w:rPr>
+          <w:rFonts w:ascii="Times New Roman" w:eastAsia="Times New Roman" w:hAnsi="Times New Roman" w:cs="Times New Roman"/>
+          <w:sz w:val="24"/>
+          <w:szCs w:val="24"/>
+        </w:rPr>
+      </w:pPr>
+      <w:r>
+        <w:rPr>
+          <w:rFonts w:ascii="Times New Roman" w:eastAsia="Times New Roman" w:hAnsi="Times New Roman" w:cs="Times New Roman"/>
+          <w:sz w:val="24"/>
+          <w:szCs w:val="24"/>
+        </w:rPr>
+        <w:t>Image Name                     PID Session Name        Session#    Mem Usage</w:t>
+      </w:r>
+    </w:p>
+    <w:p>
+      <w:pPr>
+        <w:rPr>
+          <w:rFonts w:ascii="Times New Roman" w:eastAsia="Times New Roman" w:hAnsi="Times New Roman" w:cs="Times New Roman"/>
+          <w:sz w:val="24"/>
+          <w:szCs w:val="24"/>
+        </w:rPr>
+      </w:pPr>
+      <w:r>
+        <w:rPr>
+          <w:rFonts w:ascii="Times New Roman" w:eastAsia="Times New Roman" w:hAnsi="Times New Roman" w:cs="Times New Roman"/>
+          <w:sz w:val="24"/>
+          <w:szCs w:val="24"/>
+        </w:rPr>
+        <w:t>========================= ======== ================ =========== ============</w:t>
+      </w:r>
+    </w:p>
+    <w:p>
+      <w:pPr>
+        <w:rPr>
+          <w:rFonts w:ascii="Times New Roman" w:eastAsia="Times New Roman" w:hAnsi="Times New Roman" w:cs="Times New Roman"/>
+          <w:sz w:val="24"/>
+          <w:szCs w:val="24"/>
+        </w:rPr>
+      </w:pPr>
+      <w:r>
+        <w:rPr>
+          <w:rFonts w:ascii="Times New Roman" w:eastAsia="Times New Roman" w:hAnsi="Times New Roman" w:cs="Times New Roman"/>
+          <w:sz w:val="24"/>
+          <w:szCs w:val="24"/>
+        </w:rPr>
+        <w:t>nginx.exe                    26636 Console                    3      9,896 K</w:t>
+      </w:r>
+    </w:p>
+    <w:p>
+      <w:pPr>
+        <w:rPr>
+          <w:rFonts w:ascii="Times New Roman" w:eastAsia="Times New Roman" w:hAnsi="Times New Roman" w:cs="Times New Roman"/>
+          <w:sz w:val="24"/>
+          <w:szCs w:val="24"/>
+        </w:rPr>
+      </w:pPr>
+      <w:r>
+        <w:rPr>
+          <w:rFonts w:ascii="Times New Roman" w:eastAsia="Times New Roman" w:hAnsi="Times New Roman" w:cs="Times New Roman"/>
+          <w:sz w:val="24"/>
+          <w:szCs w:val="24"/>
+        </w:rPr>
+        <w:t>nginx.exe                     9148 Console                    3     10,184 K</w:t>
+      </w:r>
+    </w:p>
+    <w:p>
+      <w:pPr>
+        <w:rPr>
+          <w:rFonts w:ascii="Times New Roman" w:eastAsia="Times New Roman" w:hAnsi="Times New Roman" w:cs="Times New Roman"/>
+          <w:sz w:val="24"/>
+          <w:szCs w:val="24"/>
+        </w:rPr>
+      </w:pPr>
+      <w:r>
+        <w:rPr>
+          <w:rFonts w:ascii="Times New Roman" w:eastAsia="Times New Roman" w:hAnsi="Times New Roman" w:cs="Times New Roman"/>
+          <w:sz w:val="24"/>
+          <w:szCs w:val="24"/>
+        </w:rPr>
+        <w:t>Như này là đang chạy</w:t>
+      </w:r>
+    </w:p>
+    <w:p>
+      <w:pPr>
+        <w:rPr>
+          <w:rFonts w:ascii="Times New Roman" w:eastAsia="Times New Roman" w:hAnsi="Times New Roman" w:cs="Times New Roman"/>
+          <w:sz w:val="24"/>
+          <w:szCs w:val="24"/>
+        </w:rPr>
+      </w:pPr>
+    </w:p>
+    <w:p>
+      <w:pPr>
+        <w:rPr>
+          <w:rFonts w:ascii="Times New Roman" w:eastAsia="Times New Roman" w:hAnsi="Times New Roman" w:cs="Times New Roman"/>
+          <w:sz w:val="24"/>
+          <w:szCs w:val="24"/>
+        </w:rPr>
+      </w:pPr>
+      <w:r>
+        <w:rPr>
+          <w:rFonts w:ascii="Times New Roman" w:eastAsia="Times New Roman" w:hAnsi="Times New Roman" w:cs="Times New Roman"/>
+          <w:sz w:val="24"/>
+          <w:szCs w:val="24"/>
+        </w:rPr>
+        <w:lastRenderedPageBreak/>
+        <w:drawing>
+          <wp:inline distT="0" distB="0" distL="0" distR="0" wp14:anchorId="6966BD06" wp14:editId="25B90903">
+            <wp:extent cx="5943600" cy="3036570"/>
+            <wp:effectExtent l="0" t="0" r="0" b="0"/>
+            <wp:docPr id="2138097658" name="Picture 1"/>
+            <wp:cNvGraphicFramePr>
+              <a:graphicFrameLocks xmlns:a="http://schemas.openxmlformats.org/drawingml/2006/main" noChangeAspect="1"/>
+            </wp:cNvGraphicFramePr>
+            <a:graphic xmlns:a="http://schemas.openxmlformats.org/drawingml/2006/main">
+              <a:graphicData uri="http://schemas.openxmlformats.org/drawingml/2006/picture">
+                <pic:pic xmlns:pic="http://schemas.openxmlformats.org/drawingml/2006/picture">
+                  <pic:nvPicPr>
+                    <pic:cNvPr id="2138097658" name=""/>
+                    <pic:cNvPicPr/>
+                  </pic:nvPicPr>
+                  <pic:blipFill>
+                    <a:blip r:embed="rId49"/>
+                    <a:stretch>
+                      <a:fillRect/>
+                    </a:stretch>
+                  </pic:blipFill>
+                  <pic:spPr>
+                    <a:xfrm>
+                      <a:off x="0" y="0"/>
+                      <a:ext cx="5943600" cy="3036570"/>
+                    </a:xfrm>
+                    <a:prstGeom prst="rect">
+                      <a:avLst/>
+                    </a:prstGeom>
+                  </pic:spPr>
+                </pic:pic>
+              </a:graphicData>
+            </a:graphic>
+          </wp:inline>
+        </w:drawing>
+      </w:r>
+      <w:r>
+        <w:rPr>
+          <w:rFonts w:ascii="Times New Roman" w:eastAsia="Times New Roman" w:hAnsi="Times New Roman" w:cs="Times New Roman"/>
+          <w:sz w:val="24"/>
+          <w:szCs w:val="24"/>
+        </w:rPr>
+        <w:br/>
+        <w:t>nhớ là link api trong file frontend phải để dạng này thì nó mới hiểu api backend</w:t>
+      </w:r>
+      <w:r>
+        <w:rPr>
+          <w:rFonts w:ascii="Times New Roman" w:eastAsia="Times New Roman" w:hAnsi="Times New Roman" w:cs="Times New Roman"/>
+          <w:sz w:val="24"/>
+          <w:szCs w:val="24"/>
+        </w:rPr>
+        <w:br/>
+      </w:r>
+      <w:r>
+        <w:rPr>
+          <w:rFonts w:ascii="Times New Roman" w:eastAsia="Times New Roman" w:hAnsi="Times New Roman" w:cs="Times New Roman"/>
+          <w:sz w:val="24"/>
+          <w:szCs w:val="24"/>
+        </w:rPr>
+        <w:drawing>
+          <wp:inline distT="0" distB="0" distL="0" distR="0" wp14:anchorId="5597C7FB" wp14:editId="4C2E5A32">
+            <wp:extent cx="5943600" cy="1750695"/>
+            <wp:effectExtent l="0" t="0" r="0" b="1905"/>
+            <wp:docPr id="316778050" name="Picture 1"/>
+            <wp:cNvGraphicFramePr>
+              <a:graphicFrameLocks xmlns:a="http://schemas.openxmlformats.org/drawingml/2006/main" noChangeAspect="1"/>
+            </wp:cNvGraphicFramePr>
+            <a:graphic xmlns:a="http://schemas.openxmlformats.org/drawingml/2006/main">
+              <a:graphicData uri="http://schemas.openxmlformats.org/drawingml/2006/picture">
+                <pic:pic xmlns:pic="http://schemas.openxmlformats.org/drawingml/2006/picture">
+                  <pic:nvPicPr>
+                    <pic:cNvPr id="316778050" name=""/>
+                    <pic:cNvPicPr/>
+                  </pic:nvPicPr>
+                  <pic:blipFill>
+                    <a:blip r:embed="rId50"/>
+                    <a:stretch>
+                      <a:fillRect/>
+                    </a:stretch>
+                  </pic:blipFill>
+                  <pic:spPr>
+                    <a:xfrm>
+                      <a:off x="0" y="0"/>
+                      <a:ext cx="5943600" cy="1750695"/>
+                    </a:xfrm>
+                    <a:prstGeom prst="rect">
+                      <a:avLst/>
+                    </a:prstGeom>
+                  </pic:spPr>
+                </pic:pic>
+              </a:graphicData>
+            </a:graphic>
+          </wp:inline>
+        </w:drawing>
+      </w:r>
     </w:p>
     <w:p>
       <w:r>

--- a/service tu chay/CaiDat.docx
+++ b/service tu chay/CaiDat.docx
@@ -21233,8 +21233,75 @@
           <w:sz w:val="24"/>
           <w:szCs w:val="24"/>
         </w:rPr>
+        <w:t>tasklist | findstr nginx</w:t>
+      </w:r>
+    </w:p>
+    <w:p>
+      <w:pPr>
+        <w:rPr>
+          <w:rFonts w:ascii="Times New Roman" w:eastAsia="Times New Roman" w:hAnsi="Times New Roman" w:cs="Times New Roman"/>
+          <w:sz w:val="24"/>
+          <w:szCs w:val="24"/>
+        </w:rPr>
+      </w:pPr>
+      <w:r>
+        <w:rPr>
+          <w:rFonts w:ascii="Times New Roman" w:eastAsia="Times New Roman" w:hAnsi="Times New Roman" w:cs="Times New Roman"/>
+          <w:sz w:val="24"/>
+          <w:szCs w:val="24"/>
+        </w:rPr>
+        <w:t>taskkill /F /IM nginx.exe</w:t>
+      </w:r>
+    </w:p>
+    <w:p>
+      <w:pPr>
+        <w:rPr>
+          <w:rFonts w:ascii="Times New Roman" w:eastAsia="Times New Roman" w:hAnsi="Times New Roman" w:cs="Times New Roman"/>
+          <w:sz w:val="24"/>
+          <w:szCs w:val="24"/>
+        </w:rPr>
+      </w:pPr>
+      <w:r>
+        <w:rPr>
+          <w:rFonts w:ascii="Times New Roman" w:eastAsia="Times New Roman" w:hAnsi="Times New Roman" w:cs="Times New Roman"/>
+          <w:sz w:val="24"/>
+          <w:szCs w:val="24"/>
+        </w:rPr>
+        <w:t>nginx.exe -s stop</w:t>
+      </w:r>
+    </w:p>
+    <w:p>
+      <w:pPr>
+        <w:rPr>
+          <w:rFonts w:ascii="Times New Roman" w:eastAsia="Times New Roman" w:hAnsi="Times New Roman" w:cs="Times New Roman"/>
+          <w:sz w:val="24"/>
+          <w:szCs w:val="24"/>
+        </w:rPr>
+      </w:pPr>
+      <w:r>
+        <w:rPr>
+          <w:rFonts w:ascii="Times New Roman" w:eastAsia="Times New Roman" w:hAnsi="Times New Roman" w:cs="Times New Roman"/>
+          <w:sz w:val="24"/>
+          <w:szCs w:val="24"/>
+        </w:rPr>
         <w:t>start nginx</w:t>
       </w:r>
+      <w:r>
+        <w:rPr>
+          <w:rFonts w:ascii="Times New Roman" w:eastAsia="Times New Roman" w:hAnsi="Times New Roman" w:cs="Times New Roman"/>
+          <w:sz w:val="24"/>
+          <w:szCs w:val="24"/>
+        </w:rPr>
+        <w:br/>
+      </w:r>
+      <w:r>
+        <w:rPr>
+          <w:rFonts w:ascii="Times New Roman" w:eastAsia="Times New Roman" w:hAnsi="Times New Roman" w:cs="Times New Roman"/>
+          <w:sz w:val="24"/>
+          <w:szCs w:val="24"/>
+        </w:rPr>
+        <w:t>nginx.exe -s reload</w:t>
+      </w:r>
     </w:p>
     <w:p>
       <w:pPr>
@@ -21351,6 +21418,7 @@
           <w:sz w:val="24"/>
           <w:szCs w:val="24"/>
         </w:rPr>
+        <w:lastRenderedPageBreak/>
         <w:t>Như này là đang chạy</w:t>
       </w:r>
     </w:p>
@@ -21374,10 +21442,10 @@
       <w:r>
         <w:rPr>
           <w:rFonts w:ascii="Times New Roman" w:eastAsia="Times New Roman" w:hAnsi="Times New Roman" w:cs="Times New Roman"/>
-          <w:sz w:val="24"/>
-          <w:szCs w:val="24"/>
-        </w:rPr>
-        <w:lastRenderedPageBreak/>
+          <w:noProof/>
+          <w:sz w:val="24"/>
+          <w:szCs w:val="24"/>
+        </w:rPr>
         <w:drawing>
           <wp:inline distT="0" distB="0" distL="0" distR="0" wp14:anchorId="6966BD06" wp14:editId="25B90903">
             <wp:extent cx="5943600" cy="3036570"/>
@@ -21434,6 +21502,7 @@
       <w:r>
         <w:rPr>
           <w:rFonts w:ascii="Times New Roman" w:eastAsia="Times New Roman" w:hAnsi="Times New Roman" w:cs="Times New Roman"/>
+          <w:noProof/>
           <w:sz w:val="24"/>
           <w:szCs w:val="24"/>
         </w:rPr>
